--- a/mps-nivel-c/oficial/04_registros/AASP_Automacao-Governanca/00_INDICE-AASPGOV01_Mapa-de-Registros.docx
+++ b/mps-nivel-c/oficial/04_registros/AASP_Automacao-Governanca/00_INDICE-AASPGOV01_Mapa-de-Registros.docx
@@ -34,7 +34,7 @@
           <w:color w:val="555555"/>
           <w:sz w:val="20"/>
         </w:rPr>
-        <w:t>AASPGOV01   ·   Versão 1.2   ·   15/06/2026   ·   Timeware Brasil</w:t>
+        <w:t>AASPGOV01   ·   Versão 1.4   ·   15/06/2026   ·   Timeware Brasil</w:t>
       </w:r>
     </w:p>
     <w:p>
@@ -450,7 +450,7 @@
                 <w:i w:val="0"/>
                 <w:sz w:val="20"/>
               </w:rPr>
-              <w:t>1.2</w:t>
+              <w:t>1.4</w:t>
             </w:r>
           </w:p>
         </w:tc>
@@ -5482,7 +5482,7 @@
                 <w:i w:val="0"/>
                 <w:sz w:val="20"/>
               </w:rPr>
-              <w:t>Tech Lead / Arquiteto (acumula 2 papéis)</w:t>
+              <w:t>Tech Lead / DevOps / Arquiteto</w:t>
             </w:r>
           </w:p>
         </w:tc>
@@ -5538,7 +5538,7 @@
                 <w:i w:val="0"/>
                 <w:sz w:val="20"/>
               </w:rPr>
-              <w:t>Desenvolvedor Sênior</w:t>
+              <w:t>Desenvolvedor</w:t>
             </w:r>
           </w:p>
         </w:tc>
@@ -5564,7 +5564,7 @@
                 <w:i w:val="0"/>
                 <w:sz w:val="20"/>
               </w:rPr>
-              <w:t>Raony Chagas</w:t>
+              <w:t>Henry Komatsu</w:t>
             </w:r>
           </w:p>
         </w:tc>
@@ -5594,7 +5594,7 @@
                 <w:i w:val="0"/>
                 <w:sz w:val="20"/>
               </w:rPr>
-              <w:t>Desenvolvedor (Suporte)</w:t>
+              <w:t>Desenvolvedor</w:t>
             </w:r>
           </w:p>
         </w:tc>
@@ -5650,7 +5650,7 @@
                 <w:i w:val="0"/>
                 <w:sz w:val="20"/>
               </w:rPr>
-              <w:t>Analista de Testes (QA)</w:t>
+              <w:t>Desenvolvedor</w:t>
             </w:r>
           </w:p>
         </w:tc>
@@ -5676,7 +5676,7 @@
                 <w:i w:val="0"/>
                 <w:sz w:val="20"/>
               </w:rPr>
-              <w:t>Caroline Sousa</w:t>
+              <w:t>Felipe Siqueira</w:t>
             </w:r>
           </w:p>
         </w:tc>
@@ -5706,7 +5706,7 @@
                 <w:i w:val="0"/>
                 <w:sz w:val="20"/>
               </w:rPr>
-              <w:t>Infraestrutura / DevOps</w:t>
+              <w:t>QA</w:t>
             </w:r>
           </w:p>
         </w:tc>
@@ -5731,7 +5731,7 @@
                 <w:i w:val="0"/>
                 <w:sz w:val="20"/>
               </w:rPr>
-              <w:t>Lucas Batista</w:t>
+              <w:t>Jonathan Alves</w:t>
             </w:r>
           </w:p>
         </w:tc>
@@ -5762,7 +5762,7 @@
                 <w:i w:val="0"/>
                 <w:sz w:val="20"/>
               </w:rPr>
-              <w:t>Auditor GQA (independente)</w:t>
+              <w:t>GQA (Independente)</w:t>
             </w:r>
           </w:p>
         </w:tc>
@@ -5788,7 +5788,7 @@
                 <w:i w:val="0"/>
                 <w:sz w:val="20"/>
               </w:rPr>
-              <w:t>Jonathan Alves</w:t>
+              <w:t>Caroline Sousa</w:t>
             </w:r>
           </w:p>
         </w:tc>
@@ -6627,7 +6627,219 @@
                 <w:i w:val="0"/>
                 <w:sz w:val="20"/>
               </w:rPr>
-              <w:t>Passo de consistência interna: padronização do nome do projeto (AASP_Automacao-Governanca) em todos os registros; correções pontuais em TAE (contagem de cenários), ATA-002/GDE (data de D04), RASTR (critério RNF-05) e CAP (fases de Lucas Batista). Sem alteração de fatos do projeto.</w:t>
+              <w:t>Atualização da composição da equipe: Henry Komatsu substituiu Raony Chagas, Cezar Hiraki absorveu papel de DevOps (excluindo Lucas Batista), Jonathan Alves assume papel de QA, Caroline Sousa assume papel de GQA Independente, Felipe Siqueira adicionado como Desenvolvedor.</w:t>
+            </w:r>
+          </w:p>
+        </w:tc>
+      </w:tr>
+      <w:tr>
+        <w:trPr>
+          <w:cantSplit w:val="1"/>
+        </w:trPr>
+        <w:tc>
+          <w:tcPr>
+            <w:tcW w:type="dxa" w:w="2225"/>
+            <w:tcMar>
+              <w:top w:w="60" w:type="dxa"/>
+              <w:bottom w:w="60" w:type="dxa"/>
+              <w:left w:w="100" w:type="dxa"/>
+              <w:right w:w="100" w:type="dxa"/>
+            </w:tcMar>
+            <w:shd w:val="clear" w:color="auto" w:fill="F0F4F8"/>
+          </w:tcPr>
+          <w:p>
+            <w:pPr>
+              <w:spacing w:before="40" w:after="40"/>
+            </w:pPr>
+            <w:r>
+              <w:rPr>
+                <w:rFonts w:ascii="Calibri" w:hAnsi="Calibri"/>
+                <w:b/>
+                <w:i w:val="0"/>
+                <w:sz w:val="20"/>
+              </w:rPr>
+              <w:t>1.3</w:t>
+            </w:r>
+          </w:p>
+        </w:tc>
+        <w:tc>
+          <w:tcPr>
+            <w:tcW w:type="dxa" w:w="2225"/>
+            <w:tcMar>
+              <w:top w:w="60" w:type="dxa"/>
+              <w:bottom w:w="60" w:type="dxa"/>
+              <w:left w:w="100" w:type="dxa"/>
+              <w:right w:w="100" w:type="dxa"/>
+            </w:tcMar>
+          </w:tcPr>
+          <w:p>
+            <w:pPr>
+              <w:spacing w:before="40" w:after="40"/>
+            </w:pPr>
+            <w:r>
+              <w:rPr>
+                <w:rFonts w:ascii="Calibri" w:hAnsi="Calibri"/>
+                <w:b w:val="0"/>
+                <w:i w:val="0"/>
+                <w:sz w:val="20"/>
+              </w:rPr>
+              <w:t>15/06/2026</w:t>
+            </w:r>
+          </w:p>
+        </w:tc>
+        <w:tc>
+          <w:tcPr>
+            <w:tcW w:type="dxa" w:w="2225"/>
+            <w:tcMar>
+              <w:top w:w="60" w:type="dxa"/>
+              <w:bottom w:w="60" w:type="dxa"/>
+              <w:left w:w="100" w:type="dxa"/>
+              <w:right w:w="100" w:type="dxa"/>
+            </w:tcMar>
+          </w:tcPr>
+          <w:p>
+            <w:pPr>
+              <w:spacing w:before="40" w:after="40"/>
+            </w:pPr>
+            <w:r>
+              <w:rPr>
+                <w:rFonts w:ascii="Calibri" w:hAnsi="Calibri"/>
+                <w:b w:val="0"/>
+                <w:i w:val="0"/>
+                <w:sz w:val="20"/>
+              </w:rPr>
+              <w:t>Time de Melhoria Contínua</w:t>
+            </w:r>
+          </w:p>
+        </w:tc>
+        <w:tc>
+          <w:tcPr>
+            <w:tcW w:type="dxa" w:w="2225"/>
+            <w:tcMar>
+              <w:top w:w="60" w:type="dxa"/>
+              <w:bottom w:w="60" w:type="dxa"/>
+              <w:left w:w="100" w:type="dxa"/>
+              <w:right w:w="100" w:type="dxa"/>
+            </w:tcMar>
+          </w:tcPr>
+          <w:p>
+            <w:pPr>
+              <w:spacing w:before="40" w:after="40"/>
+            </w:pPr>
+            <w:r>
+              <w:rPr>
+                <w:rFonts w:ascii="Calibri" w:hAnsi="Calibri"/>
+                <w:b w:val="0"/>
+                <w:i w:val="0"/>
+                <w:sz w:val="20"/>
+              </w:rPr>
+              <w:t>Jonathan Alves (QA) corrigido de grafia anterior em toda a documentação.</w:t>
+            </w:r>
+          </w:p>
+        </w:tc>
+      </w:tr>
+      <w:tr>
+        <w:trPr>
+          <w:cantSplit w:val="1"/>
+        </w:trPr>
+        <w:tc>
+          <w:tcPr>
+            <w:tcW w:type="dxa" w:w="2225"/>
+            <w:tcMar>
+              <w:top w:w="60" w:type="dxa"/>
+              <w:bottom w:w="60" w:type="dxa"/>
+              <w:left w:w="100" w:type="dxa"/>
+              <w:right w:w="100" w:type="dxa"/>
+            </w:tcMar>
+            <w:shd w:val="clear" w:color="auto" w:fill="F0F4F8"/>
+          </w:tcPr>
+          <w:p>
+            <w:pPr>
+              <w:spacing w:before="40" w:after="40"/>
+            </w:pPr>
+            <w:r>
+              <w:rPr>
+                <w:rFonts w:ascii="Calibri" w:hAnsi="Calibri"/>
+                <w:b/>
+                <w:i w:val="0"/>
+                <w:sz w:val="20"/>
+              </w:rPr>
+              <w:t>1.4</w:t>
+            </w:r>
+          </w:p>
+        </w:tc>
+        <w:tc>
+          <w:tcPr>
+            <w:tcW w:type="dxa" w:w="2225"/>
+            <w:tcMar>
+              <w:top w:w="60" w:type="dxa"/>
+              <w:bottom w:w="60" w:type="dxa"/>
+              <w:left w:w="100" w:type="dxa"/>
+              <w:right w:w="100" w:type="dxa"/>
+            </w:tcMar>
+          </w:tcPr>
+          <w:p>
+            <w:pPr>
+              <w:spacing w:before="40" w:after="40"/>
+            </w:pPr>
+            <w:r>
+              <w:rPr>
+                <w:rFonts w:ascii="Calibri" w:hAnsi="Calibri"/>
+                <w:b w:val="0"/>
+                <w:i w:val="0"/>
+                <w:sz w:val="20"/>
+              </w:rPr>
+              <w:t>16/06/2026</w:t>
+            </w:r>
+          </w:p>
+        </w:tc>
+        <w:tc>
+          <w:tcPr>
+            <w:tcW w:type="dxa" w:w="2225"/>
+            <w:tcMar>
+              <w:top w:w="60" w:type="dxa"/>
+              <w:bottom w:w="60" w:type="dxa"/>
+              <w:left w:w="100" w:type="dxa"/>
+              <w:right w:w="100" w:type="dxa"/>
+            </w:tcMar>
+          </w:tcPr>
+          <w:p>
+            <w:pPr>
+              <w:spacing w:before="40" w:after="40"/>
+            </w:pPr>
+            <w:r>
+              <w:rPr>
+                <w:rFonts w:ascii="Calibri" w:hAnsi="Calibri"/>
+                <w:b w:val="0"/>
+                <w:i w:val="0"/>
+                <w:sz w:val="20"/>
+              </w:rPr>
+              <w:t>Time de Melhoria Contínua</w:t>
+            </w:r>
+          </w:p>
+        </w:tc>
+        <w:tc>
+          <w:tcPr>
+            <w:tcW w:type="dxa" w:w="2225"/>
+            <w:tcMar>
+              <w:top w:w="60" w:type="dxa"/>
+              <w:bottom w:w="60" w:type="dxa"/>
+              <w:left w:w="100" w:type="dxa"/>
+              <w:right w:w="100" w:type="dxa"/>
+            </w:tcMar>
+          </w:tcPr>
+          <w:p>
+            <w:pPr>
+              <w:spacing w:before="40" w:after="40"/>
+            </w:pPr>
+            <w:r>
+              <w:rPr>
+                <w:rFonts w:ascii="Calibri" w:hAnsi="Calibri"/>
+                <w:b w:val="0"/>
+                <w:i w:val="0"/>
+                <w:sz w:val="20"/>
+              </w:rPr>
+              <w:t>Reconciliação: nome padronizado (AASP_Automacao-Governanca); sobrenomes (Henry Komatsu, Felipe Siqueira, Jonathan Alves).</w:t>
             </w:r>
           </w:p>
         </w:tc>
@@ -6672,7 +6884,7 @@
         <w:color w:val="555555"/>
         <w:sz w:val="16"/>
       </w:rPr>
-      <w:t>v1.2  ·  15/06/2026</w:t>
+      <w:t>v1.4  ·  15/06/2026</w:t>
     </w:r>
     <w:r>
       <w:tab/>
@@ -6734,7 +6946,7 @@
         <w:color w:val="555555"/>
         <w:sz w:val="16"/>
       </w:rPr>
-      <w:t>v1.2  ·  15/06/2026</w:t>
+      <w:t>v1.4  ·  15/06/2026</w:t>
     </w:r>
     <w:r>
       <w:tab/>
